--- a/10-08-2026.docx
+++ b/10-08-2026.docx
@@ -80,6 +80,7 @@
       </w:pPr>
       <w:r>
         <w:rPr>
+          <w:noProof/>
           <w:lang w:val="en-US"/>
         </w:rPr>
         <w:drawing>
@@ -288,6 +289,7 @@
       </w:pPr>
       <w:r>
         <w:rPr>
+          <w:noProof/>
           <w:lang w:val="en-US"/>
         </w:rPr>
         <w:drawing>
@@ -554,6 +556,7 @@
       </w:pPr>
       <w:r>
         <w:rPr>
+          <w:noProof/>
           <w:lang w:val="en-US"/>
         </w:rPr>
         <w:lastRenderedPageBreak/>
@@ -895,6 +898,7 @@
       </w:pPr>
       <w:r>
         <w:rPr>
+          <w:noProof/>
           <w:lang w:val="en-US"/>
         </w:rPr>
         <w:lastRenderedPageBreak/>
@@ -934,6 +938,732 @@
           </wp:inline>
         </w:drawing>
       </w:r>
+    </w:p>
+    <w:p>
+      <w:pPr>
+        <w:rPr>
+          <w:b/>
+          <w:bCs/>
+          <w:u w:val="single"/>
+          <w:lang w:val="en-US"/>
+        </w:rPr>
+      </w:pPr>
+      <w:r>
+        <w:rPr>
+          <w:b/>
+          <w:bCs/>
+          <w:u w:val="single"/>
+          <w:lang w:val="en-US"/>
+        </w:rPr>
+        <w:t>Bootstrap_example1.htm</w:t>
+      </w:r>
+    </w:p>
+    <w:p>
+      <w:r>
+        <w:t>&lt;!DOCTYPE html&gt;</w:t>
+      </w:r>
+      <w:r>
+        <w:br/>
+        <w:t>&lt;html lang="en"&gt;</w:t>
+      </w:r>
+      <w:r>
+        <w:br/>
+        <w:t>&lt;head&gt;</w:t>
+      </w:r>
+      <w:r>
+        <w:br/>
+        <w:t>&lt;meta charset="UTF-8"&gt;</w:t>
+      </w:r>
+      <w:r>
+        <w:br/>
+        <w:t>&lt;meta name="viewport" content="width=device-width, initial-scale=1.0"&gt;</w:t>
+      </w:r>
+      <w:r>
+        <w:br/>
+        <w:t>&lt;title&gt;Bootstrap Example&lt;/title&gt;</w:t>
+      </w:r>
+      <w:r>
+        <w:br/>
+      </w:r>
+      <w:r>
+        <w:br/>
+        <w:t>&lt;!-- Bootstrap CSS --&gt;</w:t>
+      </w:r>
+      <w:r>
+        <w:br/>
+        <w:t>&lt;link href="https://cdn.jsdelivr.net/npm/bootstrap@5.3.8/dist/css/bootstrap.min.css" rel="stylesheet"&gt;</w:t>
+      </w:r>
+      <w:r>
+        <w:br/>
+        <w:t>&lt;/head&gt;</w:t>
+      </w:r>
+      <w:r>
+        <w:br/>
+        <w:t>&lt;body&gt;</w:t>
+      </w:r>
+      <w:r>
+        <w:br/>
+      </w:r>
+      <w:r>
+        <w:br/>
+        <w:t>&lt;div class="container mt-5"&gt;</w:t>
+      </w:r>
+      <w:r>
+        <w:br/>
+        <w:t>&lt;button class="btn btn-primary"&gt;Bootstrap Button&lt;/button&gt;</w:t>
+      </w:r>
+      <w:r>
+        <w:br/>
+        <w:t>&lt;/div&gt;</w:t>
+      </w:r>
+      <w:r>
+        <w:br/>
+      </w:r>
+      <w:r>
+        <w:br/>
+        <w:t>&lt;!-- Bootstrap JS --&gt;</w:t>
+      </w:r>
+      <w:r>
+        <w:br/>
+        <w:t>&lt;script src="https://cdn.jsdelivr.net/npm/bootstrap@5.3.8/dist/js/bootstrap.bundle.min.js"&gt;&lt;/script&gt;</w:t>
+      </w:r>
+      <w:r>
+        <w:br/>
+        <w:t>&lt;/body&gt;</w:t>
+      </w:r>
+      <w:r>
+        <w:br/>
+        <w:t>&lt;/html&gt;</w:t>
+      </w:r>
+    </w:p>
+    <w:p>
+      <w:pPr>
+        <w:rPr>
+          <w:lang w:val="en-US"/>
+        </w:rPr>
+      </w:pPr>
+      <w:r>
+        <w:rPr>
+          <w:lang w:val="en-US"/>
+        </w:rPr>
+        <w:lastRenderedPageBreak/>
+        <w:drawing>
+          <wp:inline distT="0" distB="0" distL="0" distR="0" wp14:anchorId="3B62C805" wp14:editId="5C7FA085">
+            <wp:extent cx="5731510" cy="3582035"/>
+            <wp:effectExtent l="0" t="0" r="2540" b="0"/>
+            <wp:docPr id="1054489401" name="Picture 1"/>
+            <wp:cNvGraphicFramePr>
+              <a:graphicFrameLocks xmlns:a="http://schemas.openxmlformats.org/drawingml/2006/main" noChangeAspect="1"/>
+            </wp:cNvGraphicFramePr>
+            <a:graphic xmlns:a="http://schemas.openxmlformats.org/drawingml/2006/main">
+              <a:graphicData uri="http://schemas.openxmlformats.org/drawingml/2006/picture">
+                <pic:pic xmlns:pic="http://schemas.openxmlformats.org/drawingml/2006/picture">
+                  <pic:nvPicPr>
+                    <pic:cNvPr id="1054489401" name=""/>
+                    <pic:cNvPicPr/>
+                  </pic:nvPicPr>
+                  <pic:blipFill>
+                    <a:blip r:embed="rId8"/>
+                    <a:stretch>
+                      <a:fillRect/>
+                    </a:stretch>
+                  </pic:blipFill>
+                  <pic:spPr>
+                    <a:xfrm>
+                      <a:off x="0" y="0"/>
+                      <a:ext cx="5731510" cy="3582035"/>
+                    </a:xfrm>
+                    <a:prstGeom prst="rect">
+                      <a:avLst/>
+                    </a:prstGeom>
+                  </pic:spPr>
+                </pic:pic>
+              </a:graphicData>
+            </a:graphic>
+          </wp:inline>
+        </w:drawing>
+      </w:r>
+    </w:p>
+    <w:p>
+      <w:pPr>
+        <w:rPr>
+          <w:b/>
+          <w:bCs/>
+          <w:u w:val="single"/>
+          <w:lang w:val="en-US"/>
+        </w:rPr>
+      </w:pPr>
+      <w:r>
+        <w:rPr>
+          <w:b/>
+          <w:bCs/>
+          <w:u w:val="single"/>
+          <w:lang w:val="en-US"/>
+        </w:rPr>
+        <w:t>Bootstrap_example2.htm</w:t>
+      </w:r>
+    </w:p>
+    <w:p>
+      <w:r>
+        <w:t>&lt;!DOCTYPE html&gt;</w:t>
+      </w:r>
+    </w:p>
+    <w:p>
+      <w:r>
+        <w:t>&lt;html lang="en"&gt;</w:t>
+      </w:r>
+    </w:p>
+    <w:p>
+      <w:r>
+        <w:t>&lt;head&gt;</w:t>
+      </w:r>
+    </w:p>
+    <w:p>
+      <w:r>
+        <w:t>  &lt;title&gt;Bootstrap Example&lt;/title&gt;</w:t>
+      </w:r>
+    </w:p>
+    <w:p>
+      <w:r>
+        <w:t>  &lt;meta charset="utf-8"&gt;</w:t>
+      </w:r>
+    </w:p>
+    <w:p>
+      <w:r>
+        <w:t>  &lt;meta name="viewport" content="width=device-width, initial-scale=1"&gt;</w:t>
+      </w:r>
+    </w:p>
+    <w:p>
+      <w:r>
+        <w:t>  &lt;link href="https://cdn.jsdelivr.net/npm/bootstrap@5.3.8/dist/css/bootstrap.min.css" rel="stylesheet"&gt;</w:t>
+      </w:r>
+    </w:p>
+    <w:p>
+      <w:r>
+        <w:t>  &lt;script src="https://cdn.jsdelivr.net/npm/bootstrap@5.3.8/dist/js/bootstrap.bundle.min.js"&gt;&lt;/script&gt;</w:t>
+      </w:r>
+    </w:p>
+    <w:p>
+      <w:r>
+        <w:t>&lt;/head&gt;</w:t>
+      </w:r>
+    </w:p>
+    <w:p>
+      <w:r>
+        <w:t>&lt;body&gt;</w:t>
+      </w:r>
+    </w:p>
+    <w:p>
+      <w:r>
+        <w:t xml:space="preserve">  </w:t>
+      </w:r>
+    </w:p>
+    <w:p>
+      <w:r>
+        <w:t>&lt;div class="container-fluid mt-3"&gt;</w:t>
+      </w:r>
+    </w:p>
+    <w:p>
+      <w:r>
+        <w:t>  &lt;h1&gt;Six equal width columns&lt;/h1&gt;</w:t>
+      </w:r>
+    </w:p>
+    <w:p>
+      <w:r>
+        <w:t>  &lt;div class="row"&gt;</w:t>
+      </w:r>
+    </w:p>
+    <w:p>
+      <w:r>
+        <w:t>    &lt;div class="col p-3 bg-primary text-white"&gt;Col1&lt;/div&gt;</w:t>
+      </w:r>
+    </w:p>
+    <w:p>
+      <w:r>
+        <w:t>    &lt;div class="col p-3 bg-dark text-white"&gt;col2&lt;/div&gt;</w:t>
+      </w:r>
+    </w:p>
+    <w:p>
+      <w:r>
+        <w:lastRenderedPageBreak/>
+        <w:t>    &lt;div class="col p-3 bg-success text-white"&gt;col3&lt;/div&gt;</w:t>
+      </w:r>
+    </w:p>
+    <w:p>
+      <w:r>
+        <w:t>    &lt;div class="col p-3 bg-danger text-white"&gt;col4&lt;/div&gt;</w:t>
+      </w:r>
+    </w:p>
+    <w:p>
+      <w:r>
+        <w:t>    &lt;div class="col p-3 bg-warning text-white"&gt;col5&lt;/div&gt;</w:t>
+      </w:r>
+    </w:p>
+    <w:p>
+      <w:r>
+        <w:t>    &lt;div class="col p-3 bg-info text-white"&gt;col6&lt;/div&gt;</w:t>
+      </w:r>
+    </w:p>
+    <w:p>
+      <w:r>
+        <w:t>  &lt;/div&gt;</w:t>
+      </w:r>
+    </w:p>
+    <w:p>
+      <w:r>
+        <w:t>&lt;/div&gt;</w:t>
+      </w:r>
+    </w:p>
+    <w:p>
+      <w:r>
+        <w:t>&lt;/body&gt;</w:t>
+      </w:r>
+    </w:p>
+    <w:p>
+      <w:r>
+        <w:t>&lt;/html&gt;</w:t>
+      </w:r>
+    </w:p>
+    <w:p>
+      <w:pPr>
+        <w:rPr>
+          <w:lang w:val="en-US"/>
+        </w:rPr>
+      </w:pPr>
+      <w:r>
+        <w:rPr>
+          <w:lang w:val="en-US"/>
+        </w:rPr>
+        <w:drawing>
+          <wp:inline distT="0" distB="0" distL="0" distR="0" wp14:anchorId="28EBFD7B" wp14:editId="1C404938">
+            <wp:extent cx="5731510" cy="3582035"/>
+            <wp:effectExtent l="0" t="0" r="2540" b="0"/>
+            <wp:docPr id="194350089" name="Picture 1"/>
+            <wp:cNvGraphicFramePr>
+              <a:graphicFrameLocks xmlns:a="http://schemas.openxmlformats.org/drawingml/2006/main" noChangeAspect="1"/>
+            </wp:cNvGraphicFramePr>
+            <a:graphic xmlns:a="http://schemas.openxmlformats.org/drawingml/2006/main">
+              <a:graphicData uri="http://schemas.openxmlformats.org/drawingml/2006/picture">
+                <pic:pic xmlns:pic="http://schemas.openxmlformats.org/drawingml/2006/picture">
+                  <pic:nvPicPr>
+                    <pic:cNvPr id="194350089" name=""/>
+                    <pic:cNvPicPr/>
+                  </pic:nvPicPr>
+                  <pic:blipFill>
+                    <a:blip r:embed="rId9"/>
+                    <a:stretch>
+                      <a:fillRect/>
+                    </a:stretch>
+                  </pic:blipFill>
+                  <pic:spPr>
+                    <a:xfrm>
+                      <a:off x="0" y="0"/>
+                      <a:ext cx="5731510" cy="3582035"/>
+                    </a:xfrm>
+                    <a:prstGeom prst="rect">
+                      <a:avLst/>
+                    </a:prstGeom>
+                  </pic:spPr>
+                </pic:pic>
+              </a:graphicData>
+            </a:graphic>
+          </wp:inline>
+        </w:drawing>
+      </w:r>
+    </w:p>
+    <w:p>
+      <w:pPr>
+        <w:rPr>
+          <w:b/>
+          <w:bCs/>
+          <w:u w:val="single"/>
+          <w:lang w:val="en-US"/>
+        </w:rPr>
+      </w:pPr>
+      <w:r>
+        <w:rPr>
+          <w:b/>
+          <w:bCs/>
+          <w:u w:val="single"/>
+          <w:lang w:val="en-US"/>
+        </w:rPr>
+        <w:t>Bootstrap_example3.htm</w:t>
+      </w:r>
+    </w:p>
+    <w:p>
+      <w:r>
+        <w:t>&lt;!DOCTYPE html&gt;</w:t>
+      </w:r>
+      <w:r>
+        <w:br/>
+        <w:t>&lt;html lang="en"&gt;</w:t>
+      </w:r>
+      <w:r>
+        <w:br/>
+        <w:t>&lt;head&gt;</w:t>
+      </w:r>
+      <w:r>
+        <w:br/>
+        <w:t>&lt;meta charset="UTF-8"&gt;</w:t>
+      </w:r>
+      <w:r>
+        <w:br/>
+        <w:t>&lt;meta name="viewport" content="width=device-width, initial-scale=1.0"&gt;</w:t>
+      </w:r>
+      <w:r>
+        <w:br/>
+        <w:t>&lt;title&gt;Contextual class&lt;/title&gt;</w:t>
+      </w:r>
+      <w:r>
+        <w:br/>
+        <w:t>&lt;/head&gt;</w:t>
+      </w:r>
+      <w:r>
+        <w:br/>
+        <w:t>&lt;body&gt;</w:t>
+      </w:r>
+      <w:r>
+        <w:br/>
+        <w:t>&lt;table class="table"&gt;</w:t>
+      </w:r>
+      <w:r>
+        <w:br/>
+        <w:t>&lt;tr class=""&gt;</w:t>
+      </w:r>
+      <w:r>
+        <w:br/>
+        <w:t>&lt;td&gt;John&lt;/td&gt;</w:t>
+      </w:r>
+      <w:r>
+        <w:br/>
+        <w:t>&lt;td&gt;Doe&lt;/td&gt;</w:t>
+      </w:r>
+      <w:r>
+        <w:br/>
+        <w:t>&lt;td&gt;john@example.com&lt;/td&gt;&lt;!DOCTYPE html&gt;</w:t>
+      </w:r>
+      <w:r>
+        <w:br/>
+        <w:t>&lt;html lang="en"&gt;</w:t>
+      </w:r>
+      <w:r>
+        <w:br/>
+      </w:r>
+      <w:r>
+        <w:lastRenderedPageBreak/>
+        <w:t>&lt;head&gt;</w:t>
+      </w:r>
+      <w:r>
+        <w:br/>
+        <w:t>&lt;meta charset="UTF-8"&gt;</w:t>
+      </w:r>
+      <w:r>
+        <w:br/>
+        <w:t>&lt;meta name="viewport" content="width=device-width, initial-scale=1.0"&gt;</w:t>
+      </w:r>
+      <w:r>
+        <w:br/>
+        <w:t>&lt;title&gt;Bootstrap Contextual Classes&lt;/title&gt;</w:t>
+      </w:r>
+      <w:r>
+        <w:br/>
+      </w:r>
+      <w:r>
+        <w:br/>
+        <w:t>&lt;!-- Bootstrap CSS --&gt;</w:t>
+      </w:r>
+      <w:r>
+        <w:br/>
+        <w:t>&lt;link href="https://cdn.jsdelivr.net/npm/bootstrap@5.3.8/dist/css/bootstrap.min.css" rel="stylesheet"&gt;</w:t>
+      </w:r>
+      <w:r>
+        <w:br/>
+        <w:t>&lt;/head&gt;</w:t>
+      </w:r>
+      <w:r>
+        <w:br/>
+      </w:r>
+      <w:r>
+        <w:br/>
+        <w:t>&lt;body&gt;</w:t>
+      </w:r>
+      <w:r>
+        <w:br/>
+      </w:r>
+      <w:r>
+        <w:br/>
+        <w:t>&lt;div class="container mt-5"&gt;</w:t>
+      </w:r>
+      <w:r>
+        <w:br/>
+      </w:r>
+      <w:r>
+        <w:br/>
+        <w:t>&lt;h2 class="text-center mb-4"&gt;Bootstrap Contextual Table&lt;/h2&gt;</w:t>
+      </w:r>
+      <w:r>
+        <w:br/>
+      </w:r>
+      <w:r>
+        <w:br/>
+        <w:t>&lt;table class="table table-bordered table-hover"&gt;</w:t>
+      </w:r>
+      <w:r>
+        <w:br/>
+      </w:r>
+      <w:r>
+        <w:br/>
+        <w:t>&lt;thead class="table-dark"&gt;</w:t>
+      </w:r>
+      <w:r>
+        <w:br/>
+        <w:t>&lt;tr&gt;</w:t>
+      </w:r>
+      <w:r>
+        <w:br/>
+        <w:t>&lt;th&gt;First Name&lt;/th&gt;</w:t>
+      </w:r>
+      <w:r>
+        <w:br/>
+        <w:t>&lt;th&gt;Last Name&lt;/th&gt;</w:t>
+      </w:r>
+      <w:r>
+        <w:br/>
+        <w:t>&lt;th&gt;Email&lt;/th&gt;</w:t>
+      </w:r>
+      <w:r>
+        <w:br/>
+        <w:t>&lt;/tr&gt;</w:t>
+      </w:r>
+      <w:r>
+        <w:br/>
+        <w:t>&lt;/thead&gt;</w:t>
+      </w:r>
+      <w:r>
+        <w:br/>
+      </w:r>
+      <w:r>
+        <w:br/>
+        <w:t>&lt;tbody&gt;</w:t>
+      </w:r>
+      <w:r>
+        <w:br/>
+        <w:t>&lt;tr class="table-primary"&gt;</w:t>
+      </w:r>
+      <w:r>
+        <w:br/>
+        <w:t>&lt;td&gt;John&lt;/td&gt;</w:t>
+      </w:r>
+      <w:r>
+        <w:br/>
+        <w:t>&lt;td&gt;Doe&lt;/td&gt;</w:t>
+      </w:r>
+      <w:r>
+        <w:br/>
+        <w:t>&lt;td&gt;john@example.com&lt;/td&gt;</w:t>
+      </w:r>
+      <w:r>
+        <w:br/>
+        <w:t>&lt;/tr&gt;</w:t>
+      </w:r>
+      <w:r>
+        <w:br/>
+      </w:r>
+      <w:r>
+        <w:br/>
+        <w:t>&lt;tr class="table-success"&gt;</w:t>
+      </w:r>
+      <w:r>
+        <w:br/>
+        <w:t>&lt;td&gt;Mary&lt;/td&gt;</w:t>
+      </w:r>
+      <w:r>
+        <w:br/>
+        <w:t>&lt;td&gt;Moe&lt;/td&gt;</w:t>
+      </w:r>
+      <w:r>
+        <w:br/>
+        <w:t>&lt;td&gt;mary@example.com&lt;/td&gt;</w:t>
+      </w:r>
+      <w:r>
+        <w:br/>
+        <w:t>&lt;/tr&gt;</w:t>
+      </w:r>
+      <w:r>
+        <w:br/>
+      </w:r>
+      <w:r>
+        <w:br/>
+        <w:t>&lt;tr class="table-warning"&gt;</w:t>
+      </w:r>
+      <w:r>
+        <w:br/>
+        <w:t>&lt;td&gt;July&lt;/td&gt;</w:t>
+      </w:r>
+      <w:r>
+        <w:br/>
+        <w:t>&lt;td&gt;Dooley&lt;/td&gt;</w:t>
+      </w:r>
+      <w:r>
+        <w:br/>
+        <w:t>&lt;td&gt;july@example.com&lt;/td&gt;</w:t>
+      </w:r>
+      <w:r>
+        <w:br/>
+        <w:t>&lt;/tr&gt;</w:t>
+      </w:r>
+      <w:r>
+        <w:br/>
+      </w:r>
+      <w:r>
+        <w:br/>
+        <w:t>&lt;tr class="table-danger"&gt;</w:t>
+      </w:r>
+      <w:r>
+        <w:br/>
+        <w:t>&lt;td&gt;Peter&lt;/td&gt;</w:t>
+      </w:r>
+      <w:r>
+        <w:br/>
+        <w:t>&lt;td&gt;Parker&lt;/td&gt;</w:t>
+      </w:r>
+      <w:r>
+        <w:br/>
+      </w:r>
+      <w:r>
+        <w:lastRenderedPageBreak/>
+        <w:t>&lt;td&gt;peter@example.com&lt;/td&gt;</w:t>
+      </w:r>
+      <w:r>
+        <w:br/>
+        <w:t>&lt;/tr&gt;</w:t>
+      </w:r>
+      <w:r>
+        <w:br/>
+      </w:r>
+      <w:r>
+        <w:br/>
+        <w:t>&lt;tr class="table-info"&gt;</w:t>
+      </w:r>
+      <w:r>
+        <w:br/>
+        <w:t>&lt;td&gt;David&lt;/td&gt;</w:t>
+      </w:r>
+      <w:r>
+        <w:br/>
+        <w:t>&lt;td&gt;Smith&lt;/td&gt;</w:t>
+      </w:r>
+      <w:r>
+        <w:br/>
+        <w:t>&lt;td&gt;david@example.com&lt;/td&gt;</w:t>
+      </w:r>
+      <w:r>
+        <w:br/>
+        <w:t>&lt;/tr&gt;</w:t>
+      </w:r>
+      <w:r>
+        <w:br/>
+      </w:r>
+      <w:r>
+        <w:br/>
+        <w:t>&lt;tr class="table-secondary"&gt;</w:t>
+      </w:r>
+      <w:r>
+        <w:br/>
+        <w:t>&lt;td&gt;Emma&lt;/td&gt;</w:t>
+      </w:r>
+      <w:r>
+        <w:br/>
+        <w:t>&lt;td&gt;Watson&lt;/td&gt;</w:t>
+      </w:r>
+      <w:r>
+        <w:br/>
+        <w:t>&lt;td&gt;emma@example.com&lt;/td&gt;</w:t>
+      </w:r>
+      <w:r>
+        <w:br/>
+        <w:t>&lt;/tr&gt;</w:t>
+      </w:r>
+      <w:r>
+        <w:br/>
+        <w:t>&lt;/tbody&gt;</w:t>
+      </w:r>
+      <w:r>
+        <w:br/>
+      </w:r>
+      <w:r>
+        <w:br/>
+        <w:t>&lt;/table&gt;</w:t>
+      </w:r>
+      <w:r>
+        <w:br/>
+      </w:r>
+      <w:r>
+        <w:br/>
+        <w:t>&lt;/div&gt;</w:t>
+      </w:r>
+      <w:r>
+        <w:br/>
+        <w:t>&lt;/body&gt;</w:t>
+      </w:r>
+      <w:r>
+        <w:br/>
+        <w:t>&lt;/html&gt;</w:t>
+      </w:r>
+    </w:p>
+    <w:p>
+      <w:pPr>
+        <w:rPr>
+          <w:lang w:val="en-US"/>
+        </w:rPr>
+      </w:pPr>
+      <w:r>
+        <w:rPr>
+          <w:lang w:val="en-US"/>
+        </w:rPr>
+        <w:drawing>
+          <wp:inline distT="0" distB="0" distL="0" distR="0" wp14:anchorId="5AFB1DEE" wp14:editId="15B22A34">
+            <wp:extent cx="5731510" cy="3582035"/>
+            <wp:effectExtent l="0" t="0" r="2540" b="0"/>
+            <wp:docPr id="1805110655" name="Picture 1"/>
+            <wp:cNvGraphicFramePr>
+              <a:graphicFrameLocks xmlns:a="http://schemas.openxmlformats.org/drawingml/2006/main" noChangeAspect="1"/>
+            </wp:cNvGraphicFramePr>
+            <a:graphic xmlns:a="http://schemas.openxmlformats.org/drawingml/2006/main">
+              <a:graphicData uri="http://schemas.openxmlformats.org/drawingml/2006/picture">
+                <pic:pic xmlns:pic="http://schemas.openxmlformats.org/drawingml/2006/picture">
+                  <pic:nvPicPr>
+                    <pic:cNvPr id="1805110655" name=""/>
+                    <pic:cNvPicPr/>
+                  </pic:nvPicPr>
+                  <pic:blipFill>
+                    <a:blip r:embed="rId10"/>
+                    <a:stretch>
+                      <a:fillRect/>
+                    </a:stretch>
+                  </pic:blipFill>
+                  <pic:spPr>
+                    <a:xfrm>
+                      <a:off x="0" y="0"/>
+                      <a:ext cx="5731510" cy="3582035"/>
+                    </a:xfrm>
+                    <a:prstGeom prst="rect">
+                      <a:avLst/>
+                    </a:prstGeom>
+                  </pic:spPr>
+                </pic:pic>
+              </a:graphicData>
+            </a:graphic>
+          </wp:inline>
+        </w:drawing>
+      </w:r>
+    </w:p>
+    <w:p>
+      <w:pPr>
+        <w:rPr>
+          <w:lang w:val="en-US"/>
+        </w:rPr>
+      </w:pPr>
     </w:p>
     <w:sectPr>
       <w:pgSz w:w="11906" w:h="16838"/>

--- a/10-08-2026.docx
+++ b/10-08-2026.docx
@@ -1044,6 +1044,7 @@
       </w:pPr>
       <w:r>
         <w:rPr>
+          <w:noProof/>
           <w:lang w:val="en-US"/>
         </w:rPr>
         <w:lastRenderedPageBreak/>
@@ -1232,6 +1233,7 @@
       </w:pPr>
       <w:r>
         <w:rPr>
+          <w:noProof/>
           <w:lang w:val="en-US"/>
         </w:rPr>
         <w:drawing>
@@ -1619,6 +1621,7 @@
       </w:pPr>
       <w:r>
         <w:rPr>
+          <w:noProof/>
           <w:lang w:val="en-US"/>
         </w:rPr>
         <w:drawing>
@@ -1638,6 +1641,1034 @@
                   </pic:nvPicPr>
                   <pic:blipFill>
                     <a:blip r:embed="rId10"/>
+                    <a:stretch>
+                      <a:fillRect/>
+                    </a:stretch>
+                  </pic:blipFill>
+                  <pic:spPr>
+                    <a:xfrm>
+                      <a:off x="0" y="0"/>
+                      <a:ext cx="5731510" cy="3582035"/>
+                    </a:xfrm>
+                    <a:prstGeom prst="rect">
+                      <a:avLst/>
+                    </a:prstGeom>
+                  </pic:spPr>
+                </pic:pic>
+              </a:graphicData>
+            </a:graphic>
+          </wp:inline>
+        </w:drawing>
+      </w:r>
+    </w:p>
+    <w:p>
+      <w:pPr>
+        <w:rPr>
+          <w:lang w:val="en-US"/>
+        </w:rPr>
+      </w:pPr>
+      <w:r>
+        <w:rPr>
+          <w:lang w:val="en-US"/>
+        </w:rPr>
+        <w:t>LoginForm.htm</w:t>
+      </w:r>
+    </w:p>
+    <w:p>
+      <w:r>
+        <w:t>&lt;!DOCTYPE html&gt;</w:t>
+      </w:r>
+    </w:p>
+    <w:p>
+      <w:r>
+        <w:t>&lt;html lang="en"&gt;</w:t>
+      </w:r>
+    </w:p>
+    <w:p>
+      <w:r>
+        <w:t>&lt;head&gt;</w:t>
+      </w:r>
+    </w:p>
+    <w:p>
+      <w:r>
+        <w:lastRenderedPageBreak/>
+        <w:t>    &lt;meta charset="UTF-8"&gt;</w:t>
+      </w:r>
+    </w:p>
+    <w:p>
+      <w:r>
+        <w:t>    &lt;meta name="viewport" content="width=device-width, initial-scale=1.0"&gt;</w:t>
+      </w:r>
+    </w:p>
+    <w:p>
+      <w:r>
+        <w:t>    &lt;title&gt;Bootstrap Login Form&lt;/title&gt;</w:t>
+      </w:r>
+    </w:p>
+    <w:p/>
+    <w:p>
+      <w:r>
+        <w:t>    &lt;link href="https://cdn.jsdelivr.net/npm/bootstrap@5.3.8/dist/css/bootstrap.min.css" rel="stylesheet"&gt;</w:t>
+      </w:r>
+    </w:p>
+    <w:p/>
+    <w:p>
+      <w:r>
+        <w:t>    &lt;style&gt;</w:t>
+      </w:r>
+    </w:p>
+    <w:p>
+      <w:r>
+        <w:t xml:space="preserve">        </w:t>
+      </w:r>
+      <w:proofErr w:type="gramStart"/>
+      <w:r>
+        <w:t>body{</w:t>
+      </w:r>
+      <w:proofErr w:type="gramEnd"/>
+    </w:p>
+    <w:p>
+      <w:r>
+        <w:t>            background: linear-gradient(135</w:t>
+      </w:r>
+      <w:proofErr w:type="gramStart"/>
+      <w:r>
+        <w:t>deg,#</w:t>
+      </w:r>
+      <w:proofErr w:type="gramEnd"/>
+      <w:r>
+        <w:t>4</w:t>
+      </w:r>
+      <w:proofErr w:type="gramStart"/>
+      <w:r>
+        <w:t>facfe,#</w:t>
+      </w:r>
+      <w:proofErr w:type="gramEnd"/>
+      <w:r>
+        <w:t>00f2fe);</w:t>
+      </w:r>
+    </w:p>
+    <w:p>
+      <w:r>
+        <w:t>            height:100vh;</w:t>
+      </w:r>
+    </w:p>
+    <w:p>
+      <w:r>
+        <w:t xml:space="preserve">            </w:t>
+      </w:r>
+      <w:proofErr w:type="gramStart"/>
+      <w:r>
+        <w:t>display:flex</w:t>
+      </w:r>
+      <w:proofErr w:type="gramEnd"/>
+      <w:r>
+        <w:t>;</w:t>
+      </w:r>
+    </w:p>
+    <w:p>
+      <w:r>
+        <w:t>            justify-</w:t>
+      </w:r>
+      <w:proofErr w:type="gramStart"/>
+      <w:r>
+        <w:t>content:center</w:t>
+      </w:r>
+      <w:proofErr w:type="gramEnd"/>
+      <w:r>
+        <w:t>;</w:t>
+      </w:r>
+    </w:p>
+    <w:p>
+      <w:r>
+        <w:t>            align-</w:t>
+      </w:r>
+      <w:proofErr w:type="gramStart"/>
+      <w:r>
+        <w:t>items:center</w:t>
+      </w:r>
+      <w:proofErr w:type="gramEnd"/>
+      <w:r>
+        <w:t>;</w:t>
+      </w:r>
+    </w:p>
+    <w:p>
+      <w:r>
+        <w:t>        }</w:t>
+      </w:r>
+    </w:p>
+    <w:p/>
+    <w:p>
+      <w:r>
+        <w:t>        .login-</w:t>
+      </w:r>
+      <w:proofErr w:type="gramStart"/>
+      <w:r>
+        <w:t>box{</w:t>
+      </w:r>
+      <w:proofErr w:type="gramEnd"/>
+    </w:p>
+    <w:p>
+      <w:r>
+        <w:t>            width:380px;</w:t>
+      </w:r>
+    </w:p>
+    <w:p>
+      <w:r>
+        <w:t xml:space="preserve">            </w:t>
+      </w:r>
+      <w:proofErr w:type="gramStart"/>
+      <w:r>
+        <w:t>background:#</w:t>
+      </w:r>
+      <w:proofErr w:type="gramEnd"/>
+      <w:r>
+        <w:t>fff;</w:t>
+      </w:r>
+    </w:p>
+    <w:p>
+      <w:r>
+        <w:t>            padding:35px;</w:t>
+      </w:r>
+    </w:p>
+    <w:p>
+      <w:r>
+        <w:t>            border-radius:15px;</w:t>
+      </w:r>
+    </w:p>
+    <w:p>
+      <w:r>
+        <w:t xml:space="preserve">            box-shadow:0 10px 25px </w:t>
+      </w:r>
+      <w:proofErr w:type="gramStart"/>
+      <w:r>
+        <w:t>rgba(</w:t>
+      </w:r>
+      <w:proofErr w:type="gramEnd"/>
+      <w:r>
+        <w:t>0,0,0,0.3);</w:t>
+      </w:r>
+    </w:p>
+    <w:p>
+      <w:r>
+        <w:t>        }</w:t>
+      </w:r>
+    </w:p>
+    <w:p/>
+    <w:p>
+      <w:r>
+        <w:t xml:space="preserve">        </w:t>
+      </w:r>
+      <w:proofErr w:type="gramStart"/>
+      <w:r>
+        <w:t>.logo</w:t>
+      </w:r>
+      <w:proofErr w:type="gramEnd"/>
+      <w:r>
+        <w:t>{</w:t>
+      </w:r>
+    </w:p>
+    <w:p>
+      <w:r>
+        <w:t>            font-size:60px;</w:t>
+      </w:r>
+    </w:p>
+    <w:p>
+      <w:r>
+        <w:t>            text-</w:t>
+      </w:r>
+      <w:proofErr w:type="gramStart"/>
+      <w:r>
+        <w:t>align:center</w:t>
+      </w:r>
+      <w:proofErr w:type="gramEnd"/>
+      <w:r>
+        <w:t>;</w:t>
+      </w:r>
+    </w:p>
+    <w:p>
+      <w:r>
+        <w:t xml:space="preserve">            </w:t>
+      </w:r>
+      <w:proofErr w:type="gramStart"/>
+      <w:r>
+        <w:t>color:#</w:t>
+      </w:r>
+      <w:proofErr w:type="gramEnd"/>
+      <w:r>
+        <w:t>0d6efd;</w:t>
+      </w:r>
+    </w:p>
+    <w:p>
+      <w:r>
+        <w:t>        }</w:t>
+      </w:r>
+    </w:p>
+    <w:p/>
+    <w:p>
+      <w:r>
+        <w:t xml:space="preserve">        </w:t>
+      </w:r>
+      <w:proofErr w:type="gramStart"/>
+      <w:r>
+        <w:t>.btn</w:t>
+      </w:r>
+      <w:proofErr w:type="gramEnd"/>
+      <w:r>
+        <w:t>-</w:t>
+      </w:r>
+      <w:proofErr w:type="gramStart"/>
+      <w:r>
+        <w:t>login{</w:t>
+      </w:r>
+      <w:proofErr w:type="gramEnd"/>
+    </w:p>
+    <w:p>
+      <w:r>
+        <w:lastRenderedPageBreak/>
+        <w:t>            width:100%;</w:t>
+      </w:r>
+    </w:p>
+    <w:p>
+      <w:r>
+        <w:t>        }</w:t>
+      </w:r>
+    </w:p>
+    <w:p/>
+    <w:p>
+      <w:r>
+        <w:t xml:space="preserve">        </w:t>
+      </w:r>
+      <w:proofErr w:type="gramStart"/>
+      <w:r>
+        <w:t>.password</w:t>
+      </w:r>
+      <w:proofErr w:type="gramEnd"/>
+      <w:r>
+        <w:t>-</w:t>
+      </w:r>
+      <w:proofErr w:type="gramStart"/>
+      <w:r>
+        <w:t>box{</w:t>
+      </w:r>
+      <w:proofErr w:type="gramEnd"/>
+    </w:p>
+    <w:p>
+      <w:r>
+        <w:t xml:space="preserve">            </w:t>
+      </w:r>
+      <w:proofErr w:type="gramStart"/>
+      <w:r>
+        <w:t>position:relative</w:t>
+      </w:r>
+      <w:proofErr w:type="gramEnd"/>
+      <w:r>
+        <w:t>;</w:t>
+      </w:r>
+    </w:p>
+    <w:p>
+      <w:r>
+        <w:t>        }</w:t>
+      </w:r>
+    </w:p>
+    <w:p/>
+    <w:p>
+      <w:r>
+        <w:t>        #</w:t>
+      </w:r>
+      <w:proofErr w:type="gramStart"/>
+      <w:r>
+        <w:t>togglePassword{</w:t>
+      </w:r>
+      <w:proofErr w:type="gramEnd"/>
+    </w:p>
+    <w:p>
+      <w:r>
+        <w:t xml:space="preserve">            </w:t>
+      </w:r>
+      <w:proofErr w:type="gramStart"/>
+      <w:r>
+        <w:t>position:absolute</w:t>
+      </w:r>
+      <w:proofErr w:type="gramEnd"/>
+      <w:r>
+        <w:t>;</w:t>
+      </w:r>
+    </w:p>
+    <w:p>
+      <w:r>
+        <w:t>            right:15px;</w:t>
+      </w:r>
+    </w:p>
+    <w:p>
+      <w:r>
+        <w:t>            top:50%;</w:t>
+      </w:r>
+    </w:p>
+    <w:p>
+      <w:r>
+        <w:t xml:space="preserve">            </w:t>
+      </w:r>
+      <w:proofErr w:type="gramStart"/>
+      <w:r>
+        <w:t>transform:translateY</w:t>
+      </w:r>
+      <w:proofErr w:type="gramEnd"/>
+      <w:r>
+        <w:t>(-50%);</w:t>
+      </w:r>
+    </w:p>
+    <w:p>
+      <w:r>
+        <w:t xml:space="preserve">            </w:t>
+      </w:r>
+      <w:proofErr w:type="gramStart"/>
+      <w:r>
+        <w:t>cursor:pointer</w:t>
+      </w:r>
+      <w:proofErr w:type="gramEnd"/>
+      <w:r>
+        <w:t>;</w:t>
+      </w:r>
+    </w:p>
+    <w:p>
+      <w:r>
+        <w:t>            font-size:20px;</w:t>
+      </w:r>
+    </w:p>
+    <w:p>
+      <w:r>
+        <w:t>        }</w:t>
+      </w:r>
+    </w:p>
+    <w:p>
+      <w:r>
+        <w:t>    &lt;/style&gt;</w:t>
+      </w:r>
+    </w:p>
+    <w:p>
+      <w:r>
+        <w:t>&lt;/head&gt;</w:t>
+      </w:r>
+    </w:p>
+    <w:p>
+      <w:r>
+        <w:t>&lt;body&gt;</w:t>
+      </w:r>
+    </w:p>
+    <w:p/>
+    <w:p>
+      <w:r>
+        <w:t>&lt;div class="login-box"&gt;</w:t>
+      </w:r>
+    </w:p>
+    <w:p/>
+    <w:p>
+      <w:r>
+        <w:t>    &lt;div class="logo"&gt;</w:t>
+      </w:r>
+      <w:r>
+        <w:rPr>
+          <w:rFonts w:ascii="Segoe UI Emoji" w:hAnsi="Segoe UI Emoji" w:cs="Segoe UI Emoji"/>
+        </w:rPr>
+        <w:t>👤</w:t>
+      </w:r>
+      <w:r>
+        <w:t>&lt;/div&gt;</w:t>
+      </w:r>
+    </w:p>
+    <w:p>
+      <w:r>
+        <w:t>    &lt;h2 class="text-center mb-4"&gt;Login&lt;/h2&gt;</w:t>
+      </w:r>
+    </w:p>
+    <w:p/>
+    <w:p>
+      <w:r>
+        <w:t>    &lt;form id="loginForm"&gt;</w:t>
+      </w:r>
+    </w:p>
+    <w:p/>
+    <w:p>
+      <w:r>
+        <w:t>        &lt;div class="mb-3"&gt;</w:t>
+      </w:r>
+    </w:p>
+    <w:p>
+      <w:r>
+        <w:t>            &lt;label class="form-label"&gt;Username&lt;/label&gt;</w:t>
+      </w:r>
+    </w:p>
+    <w:p>
+      <w:r>
+        <w:t>            &lt;input</w:t>
+      </w:r>
+    </w:p>
+    <w:p>
+      <w:r>
+        <w:t>                type="text"</w:t>
+      </w:r>
+    </w:p>
+    <w:p>
+      <w:r>
+        <w:t>                id="username"</w:t>
+      </w:r>
+    </w:p>
+    <w:p>
+      <w:r>
+        <w:lastRenderedPageBreak/>
+        <w:t>                class="form-control"</w:t>
+      </w:r>
+    </w:p>
+    <w:p>
+      <w:r>
+        <w:t>                placeholder="Enter Username"</w:t>
+      </w:r>
+    </w:p>
+    <w:p>
+      <w:r>
+        <w:t>                required&gt;</w:t>
+      </w:r>
+    </w:p>
+    <w:p>
+      <w:r>
+        <w:t>        &lt;/div&gt;</w:t>
+      </w:r>
+    </w:p>
+    <w:p/>
+    <w:p>
+      <w:r>
+        <w:t>        &lt;div class="mb-3"&gt;</w:t>
+      </w:r>
+    </w:p>
+    <w:p>
+      <w:r>
+        <w:t>            &lt;label class="form-label"&gt;Password&lt;/label&gt;</w:t>
+      </w:r>
+    </w:p>
+    <w:p/>
+    <w:p>
+      <w:r>
+        <w:t>            &lt;div class="password-box"&gt;</w:t>
+      </w:r>
+    </w:p>
+    <w:p>
+      <w:r>
+        <w:t>                &lt;input</w:t>
+      </w:r>
+    </w:p>
+    <w:p>
+      <w:r>
+        <w:t>                    type="password"</w:t>
+      </w:r>
+    </w:p>
+    <w:p>
+      <w:r>
+        <w:t>                    id="password"</w:t>
+      </w:r>
+    </w:p>
+    <w:p>
+      <w:r>
+        <w:t>                    class="form-control"</w:t>
+      </w:r>
+    </w:p>
+    <w:p>
+      <w:r>
+        <w:t>                    placeholder="Enter Password"</w:t>
+      </w:r>
+    </w:p>
+    <w:p>
+      <w:r>
+        <w:t>                    required&gt;</w:t>
+      </w:r>
+    </w:p>
+    <w:p/>
+    <w:p>
+      <w:r>
+        <w:t>                &lt;span id="togglePassword"&gt;</w:t>
+      </w:r>
+      <w:r>
+        <w:rPr>
+          <w:rFonts w:ascii="Segoe UI Symbol" w:hAnsi="Segoe UI Symbol" w:cs="Segoe UI Symbol"/>
+        </w:rPr>
+        <w:t>👁</w:t>
+      </w:r>
+      <w:r>
+        <w:t>&lt;/span&gt;</w:t>
+      </w:r>
+    </w:p>
+    <w:p>
+      <w:r>
+        <w:t>            &lt;/div&gt;</w:t>
+      </w:r>
+    </w:p>
+    <w:p>
+      <w:r>
+        <w:t>        &lt;/div&gt;</w:t>
+      </w:r>
+    </w:p>
+    <w:p/>
+    <w:p>
+      <w:r>
+        <w:t>        &lt;div class="mb-3 form-check"&gt;</w:t>
+      </w:r>
+    </w:p>
+    <w:p>
+      <w:r>
+        <w:t>            &lt;input type="checkbox" class="form-check-input" id="remember"&gt;</w:t>
+      </w:r>
+    </w:p>
+    <w:p>
+      <w:r>
+        <w:t>            &lt;label class="form-check-label" for="remember"&gt;</w:t>
+      </w:r>
+    </w:p>
+    <w:p>
+      <w:r>
+        <w:t>                Remember Me</w:t>
+      </w:r>
+    </w:p>
+    <w:p>
+      <w:r>
+        <w:t>            &lt;/label&gt;</w:t>
+      </w:r>
+    </w:p>
+    <w:p>
+      <w:r>
+        <w:t>        &lt;/div&gt;</w:t>
+      </w:r>
+    </w:p>
+    <w:p/>
+    <w:p>
+      <w:r>
+        <w:t>        &lt;button class="btn btn-primary btn-login"&gt;</w:t>
+      </w:r>
+    </w:p>
+    <w:p>
+      <w:r>
+        <w:t>            Login</w:t>
+      </w:r>
+    </w:p>
+    <w:p>
+      <w:r>
+        <w:t>        &lt;/button&gt;</w:t>
+      </w:r>
+    </w:p>
+    <w:p/>
+    <w:p>
+      <w:r>
+        <w:lastRenderedPageBreak/>
+        <w:t>        &lt;div class="text-center mt-3"&gt;</w:t>
+      </w:r>
+    </w:p>
+    <w:p>
+      <w:r>
+        <w:t xml:space="preserve">            &lt;a href="#"&gt;Forgot </w:t>
+      </w:r>
+      <w:proofErr w:type="gramStart"/>
+      <w:r>
+        <w:t>Password?&lt;</w:t>
+      </w:r>
+      <w:proofErr w:type="gramEnd"/>
+      <w:r>
+        <w:t>/a&gt;</w:t>
+      </w:r>
+    </w:p>
+    <w:p>
+      <w:r>
+        <w:t>        &lt;/div&gt;</w:t>
+      </w:r>
+    </w:p>
+    <w:p/>
+    <w:p>
+      <w:r>
+        <w:t>        &lt;div class="text-center mt-2"&gt;</w:t>
+      </w:r>
+    </w:p>
+    <w:p>
+      <w:r>
+        <w:t>            Don't have an account?</w:t>
+      </w:r>
+    </w:p>
+    <w:p>
+      <w:r>
+        <w:t>            &lt;a href="#"&gt;Register&lt;/a&gt;</w:t>
+      </w:r>
+    </w:p>
+    <w:p>
+      <w:r>
+        <w:t>        &lt;/div&gt;</w:t>
+      </w:r>
+    </w:p>
+    <w:p/>
+    <w:p>
+      <w:r>
+        <w:t>    &lt;/form&gt;</w:t>
+      </w:r>
+    </w:p>
+    <w:p/>
+    <w:p>
+      <w:r>
+        <w:t>&lt;/div&gt;</w:t>
+      </w:r>
+    </w:p>
+    <w:p/>
+    <w:p>
+      <w:r>
+        <w:t>&lt;script src="script.js"&gt;&lt;/script&gt;</w:t>
+      </w:r>
+    </w:p>
+    <w:p/>
+    <w:p>
+      <w:r>
+        <w:t>&lt;/body&gt;</w:t>
+      </w:r>
+    </w:p>
+    <w:p>
+      <w:r>
+        <w:t>&lt;/html&gt;</w:t>
+      </w:r>
+    </w:p>
+    <w:p>
+      <w:pPr>
+        <w:rPr>
+          <w:b/>
+          <w:bCs/>
+          <w:u w:val="single"/>
+          <w:lang w:val="en-US"/>
+        </w:rPr>
+      </w:pPr>
+      <w:r>
+        <w:rPr>
+          <w:b/>
+          <w:bCs/>
+          <w:u w:val="single"/>
+          <w:lang w:val="en-US"/>
+        </w:rPr>
+        <w:t>Script.js</w:t>
+      </w:r>
+    </w:p>
+    <w:p>
+      <w:r>
+        <w:t xml:space="preserve">const password = </w:t>
+      </w:r>
+      <w:proofErr w:type="gramStart"/>
+      <w:r>
+        <w:t>document.getElementById</w:t>
+      </w:r>
+      <w:proofErr w:type="gramEnd"/>
+      <w:r>
+        <w:t>("password");</w:t>
+      </w:r>
+    </w:p>
+    <w:p>
+      <w:r>
+        <w:t xml:space="preserve">const toggle = </w:t>
+      </w:r>
+      <w:proofErr w:type="gramStart"/>
+      <w:r>
+        <w:t>document.getElementById</w:t>
+      </w:r>
+      <w:proofErr w:type="gramEnd"/>
+      <w:r>
+        <w:t>("togglePassword");</w:t>
+      </w:r>
+    </w:p>
+    <w:p/>
+    <w:p>
+      <w:r>
+        <w:t>// Show/Hide Password</w:t>
+      </w:r>
+    </w:p>
+    <w:p>
+      <w:proofErr w:type="gramStart"/>
+      <w:r>
+        <w:t>toggle.addEventListener</w:t>
+      </w:r>
+      <w:proofErr w:type="gramEnd"/>
+      <w:r>
+        <w:t>("click", function () {</w:t>
+      </w:r>
+    </w:p>
+    <w:p/>
+    <w:p>
+      <w:r>
+        <w:t>    if (</w:t>
+      </w:r>
+      <w:proofErr w:type="gramStart"/>
+      <w:r>
+        <w:t>password.type</w:t>
+      </w:r>
+      <w:proofErr w:type="gramEnd"/>
+      <w:r>
+        <w:t xml:space="preserve"> === "password") {</w:t>
+      </w:r>
+    </w:p>
+    <w:p>
+      <w:r>
+        <w:t xml:space="preserve">        </w:t>
+      </w:r>
+      <w:proofErr w:type="gramStart"/>
+      <w:r>
+        <w:t>password.type</w:t>
+      </w:r>
+      <w:proofErr w:type="gramEnd"/>
+      <w:r>
+        <w:t xml:space="preserve"> = "text";</w:t>
+      </w:r>
+    </w:p>
+    <w:p>
+      <w:r>
+        <w:t xml:space="preserve">        </w:t>
+      </w:r>
+      <w:proofErr w:type="gramStart"/>
+      <w:r>
+        <w:t>toggle.textContent</w:t>
+      </w:r>
+      <w:proofErr w:type="gramEnd"/>
+      <w:r>
+        <w:t xml:space="preserve"> = "</w:t>
+      </w:r>
+      <w:r>
+        <w:rPr>
+          <w:rFonts w:ascii="Segoe UI Emoji" w:hAnsi="Segoe UI Emoji" w:cs="Segoe UI Emoji"/>
+        </w:rPr>
+        <w:t>🙈</w:t>
+      </w:r>
+      <w:r>
+        <w:t>";</w:t>
+      </w:r>
+    </w:p>
+    <w:p>
+      <w:r>
+        <w:t>    } else {</w:t>
+      </w:r>
+    </w:p>
+    <w:p>
+      <w:r>
+        <w:t xml:space="preserve">        </w:t>
+      </w:r>
+      <w:proofErr w:type="gramStart"/>
+      <w:r>
+        <w:t>password.type</w:t>
+      </w:r>
+      <w:proofErr w:type="gramEnd"/>
+      <w:r>
+        <w:t xml:space="preserve"> = "password";</w:t>
+      </w:r>
+    </w:p>
+    <w:p>
+      <w:r>
+        <w:t xml:space="preserve">        </w:t>
+      </w:r>
+      <w:proofErr w:type="gramStart"/>
+      <w:r>
+        <w:t>toggle.textContent</w:t>
+      </w:r>
+      <w:proofErr w:type="gramEnd"/>
+      <w:r>
+        <w:t xml:space="preserve"> = "</w:t>
+      </w:r>
+      <w:r>
+        <w:rPr>
+          <w:rFonts w:ascii="Segoe UI Symbol" w:hAnsi="Segoe UI Symbol" w:cs="Segoe UI Symbol"/>
+        </w:rPr>
+        <w:t>👁</w:t>
+      </w:r>
+      <w:r>
+        <w:t>";</w:t>
+      </w:r>
+    </w:p>
+    <w:p>
+      <w:r>
+        <w:t>    }</w:t>
+      </w:r>
+    </w:p>
+    <w:p/>
+    <w:p>
+      <w:r>
+        <w:t>});</w:t>
+      </w:r>
+    </w:p>
+    <w:p/>
+    <w:p>
+      <w:r>
+        <w:t>// Login Validation</w:t>
+      </w:r>
+    </w:p>
+    <w:p>
+      <w:proofErr w:type="gramStart"/>
+      <w:r>
+        <w:t>document.getElementById</w:t>
+      </w:r>
+      <w:proofErr w:type="gramEnd"/>
+      <w:r>
+        <w:t>("loginForm"</w:t>
+      </w:r>
+      <w:proofErr w:type="gramStart"/>
+      <w:r>
+        <w:t>).addEventListener</w:t>
+      </w:r>
+      <w:proofErr w:type="gramEnd"/>
+      <w:r>
+        <w:t>("submit", function(e</w:t>
+      </w:r>
+      <w:proofErr w:type="gramStart"/>
+      <w:r>
+        <w:t>){</w:t>
+      </w:r>
+      <w:proofErr w:type="gramEnd"/>
+    </w:p>
+    <w:p/>
+    <w:p>
+      <w:r>
+        <w:t xml:space="preserve">    </w:t>
+      </w:r>
+      <w:proofErr w:type="gramStart"/>
+      <w:r>
+        <w:t>e.preventDefault</w:t>
+      </w:r>
+      <w:proofErr w:type="gramEnd"/>
+      <w:r>
+        <w:t>();</w:t>
+      </w:r>
+    </w:p>
+    <w:p/>
+    <w:p>
+      <w:r>
+        <w:t xml:space="preserve">    let username = </w:t>
+      </w:r>
+      <w:proofErr w:type="gramStart"/>
+      <w:r>
+        <w:t>document.getElementById</w:t>
+      </w:r>
+      <w:proofErr w:type="gramEnd"/>
+      <w:r>
+        <w:t>("username").value;</w:t>
+      </w:r>
+    </w:p>
+    <w:p>
+      <w:r>
+        <w:t>    let pass = password.value;</w:t>
+      </w:r>
+    </w:p>
+    <w:p/>
+    <w:p>
+      <w:r>
+        <w:t xml:space="preserve">    </w:t>
+      </w:r>
+      <w:proofErr w:type="gramStart"/>
+      <w:r>
+        <w:t>if(</w:t>
+      </w:r>
+      <w:proofErr w:type="gramEnd"/>
+      <w:r>
+        <w:t>username === "Afrose" &amp;&amp; pass === "Afrose@123</w:t>
+      </w:r>
+      <w:proofErr w:type="gramStart"/>
+      <w:r>
+        <w:t>"){</w:t>
+      </w:r>
+      <w:proofErr w:type="gramEnd"/>
+    </w:p>
+    <w:p>
+      <w:r>
+        <w:t xml:space="preserve">        </w:t>
+      </w:r>
+      <w:proofErr w:type="gramStart"/>
+      <w:r>
+        <w:t>alert(</w:t>
+      </w:r>
+      <w:proofErr w:type="gramEnd"/>
+      <w:r>
+        <w:t>"</w:t>
+      </w:r>
+      <w:r>
+        <w:rPr>
+          <w:rFonts w:ascii="Segoe UI Emoji" w:hAnsi="Segoe UI Emoji" w:cs="Segoe UI Emoji"/>
+        </w:rPr>
+        <w:t>✅</w:t>
+      </w:r>
+      <w:r>
+        <w:t xml:space="preserve"> Login Successful");</w:t>
+      </w:r>
+    </w:p>
+    <w:p>
+      <w:r>
+        <w:t>    }</w:t>
+      </w:r>
+    </w:p>
+    <w:p>
+      <w:r>
+        <w:t xml:space="preserve">    </w:t>
+      </w:r>
+      <w:proofErr w:type="gramStart"/>
+      <w:r>
+        <w:t>else{</w:t>
+      </w:r>
+      <w:proofErr w:type="gramEnd"/>
+    </w:p>
+    <w:p>
+      <w:r>
+        <w:t xml:space="preserve">        </w:t>
+      </w:r>
+      <w:proofErr w:type="gramStart"/>
+      <w:r>
+        <w:t>alert(</w:t>
+      </w:r>
+      <w:proofErr w:type="gramEnd"/>
+      <w:r>
+        <w:t>"</w:t>
+      </w:r>
+      <w:r>
+        <w:rPr>
+          <w:rFonts w:ascii="Segoe UI Emoji" w:hAnsi="Segoe UI Emoji" w:cs="Segoe UI Emoji"/>
+        </w:rPr>
+        <w:t>❌</w:t>
+      </w:r>
+      <w:r>
+        <w:t xml:space="preserve"> Invalid Username or Password");</w:t>
+      </w:r>
+    </w:p>
+    <w:p>
+      <w:r>
+        <w:t>    }</w:t>
+      </w:r>
+    </w:p>
+    <w:p/>
+    <w:p>
+      <w:r>
+        <w:t>});</w:t>
+      </w:r>
+    </w:p>
+    <w:p>
+      <w:pPr>
+        <w:rPr>
+          <w:lang w:val="en-US"/>
+        </w:rPr>
+      </w:pPr>
+      <w:r>
+        <w:rPr>
+          <w:lang w:val="en-US"/>
+        </w:rPr>
+        <w:lastRenderedPageBreak/>
+        <w:drawing>
+          <wp:inline distT="0" distB="0" distL="0" distR="0" wp14:anchorId="6D4A9C38" wp14:editId="7535967D">
+            <wp:extent cx="5731510" cy="3582035"/>
+            <wp:effectExtent l="0" t="0" r="2540" b="0"/>
+            <wp:docPr id="1957062403" name="Picture 1"/>
+            <wp:cNvGraphicFramePr>
+              <a:graphicFrameLocks xmlns:a="http://schemas.openxmlformats.org/drawingml/2006/main" noChangeAspect="1"/>
+            </wp:cNvGraphicFramePr>
+            <a:graphic xmlns:a="http://schemas.openxmlformats.org/drawingml/2006/main">
+              <a:graphicData uri="http://schemas.openxmlformats.org/drawingml/2006/picture">
+                <pic:pic xmlns:pic="http://schemas.openxmlformats.org/drawingml/2006/picture">
+                  <pic:nvPicPr>
+                    <pic:cNvPr id="1957062403" name=""/>
+                    <pic:cNvPicPr/>
+                  </pic:nvPicPr>
+                  <pic:blipFill>
+                    <a:blip r:embed="rId11"/>
                     <a:stretch>
                       <a:fillRect/>
                     </a:stretch>
